--- a/202420029한치우_주간업무보고서_6회차.docx
+++ b/202420029한치우_주간업무보고서_6회차.docx
@@ -376,34 +376,16 @@
             <w:pPr>
               <w:spacing w:line="252" w:lineRule="auto"/>
               <w:jc w:val="center"/>
+              <w:rPr>
+                <w:rFonts w:hint="eastAsia"/>
+              </w:rPr>
             </w:pPr>
             <w:r>
               <w:rPr>
                 <w:sz w:val="17"/>
                 <w:szCs w:val="17"/>
               </w:rPr>
-              <w:t>2026.10.03~10.09</w:t>
-            </w:r>
-            <w:r>
-              <w:rPr>
-                <w:sz w:val="17"/>
-                <w:szCs w:val="17"/>
-              </w:rPr>
-              <w:t/>
-            </w:r>
-            <w:r>
-              <w:rPr>
-                <w:sz w:val="17"/>
-                <w:szCs w:val="17"/>
-              </w:rPr>
-              <w:t/>
-            </w:r>
-            <w:r>
-              <w:rPr>
-                <w:sz w:val="17"/>
-                <w:szCs w:val="17"/>
-              </w:rPr>
-              <w:t/>
+              <w:t>2026.10.</w:t>
             </w:r>
             <w:r>
               <w:rPr>
@@ -411,14 +393,14 @@
                 <w:sz w:val="17"/>
                 <w:szCs w:val="17"/>
               </w:rPr>
-              <w:t/>
+              <w:t>10</w:t>
             </w:r>
             <w:r>
               <w:rPr>
                 <w:sz w:val="17"/>
                 <w:szCs w:val="17"/>
               </w:rPr>
-              <w:t/>
+              <w:t>~10</w:t>
             </w:r>
             <w:r>
               <w:rPr>
@@ -426,7 +408,7 @@
                 <w:sz w:val="17"/>
                 <w:szCs w:val="17"/>
               </w:rPr>
-              <w:t/>
+              <w:t>.16</w:t>
             </w:r>
           </w:p>
         </w:tc>
@@ -1564,6 +1546,12 @@
               <w:spacing w:line="252" w:lineRule="auto"/>
               <w:jc w:val="center"/>
             </w:pPr>
+            <w:r>
+              <w:rPr>
+                <w:rFonts w:hint="eastAsia"/>
+              </w:rPr>
+              <w:t>20</w:t>
+            </w:r>
           </w:p>
         </w:tc>
         <w:tc>
@@ -1839,9 +1827,6 @@
           <w:p>
             <w:pPr>
               <w:spacing w:line="252" w:lineRule="auto"/>
-              <w:rPr>
-                <w:rFonts w:hint="eastAsia"/>
-              </w:rPr>
             </w:pPr>
             <w:r>
               <w:rPr>
@@ -2951,24 +2936,6 @@
                 <w:szCs w:val="17"/>
               </w:rPr>
               <w:t>(40) %</w:t>
-            </w:r>
-            <w:r>
-              <w:rPr>
-                <w:b/>
-                <w:bCs/>
-                <w:sz w:val="17"/>
-                <w:szCs w:val="17"/>
-              </w:rPr>
-              <w:t/>
-            </w:r>
-            <w:r>
-              <w:rPr>
-                <w:b/>
-                <w:bCs/>
-                <w:sz w:val="17"/>
-                <w:szCs w:val="17"/>
-              </w:rPr>
-              <w:t/>
             </w:r>
           </w:p>
         </w:tc>
@@ -3121,7 +3088,7 @@
                 <w:sz w:val="20"/>
                 <w:szCs w:val="20"/>
               </w:rPr>
-              <w:t>35</w:t>
+              <w:t>40</w:t>
             </w:r>
             <w:proofErr w:type="gramEnd"/>
             <w:r>
@@ -3166,67 +3133,47 @@
                 <w:sz w:val="15"/>
                 <w:szCs w:val="15"/>
               </w:rPr>
-              <w:t>실제 진행률 ( 40 ) %</w:t>
-            </w:r>
-          </w:p>
-          <w:p>
-            <w:pPr>
-              <w:spacing w:line="252" w:lineRule="auto"/>
-              <w:jc w:val="center"/>
-            </w:pPr>
-            <w:r>
-              <w:rPr>
-                <w:b/>
-                <w:bCs/>
-                <w:color w:val="1F3864"/>
-                <w:sz w:val="20"/>
-                <w:szCs w:val="20"/>
-              </w:rPr>
-              <w:t xml:space="preserve"/>
+              <w:t xml:space="preserve">실제 진행률 </w:t>
             </w:r>
             <w:proofErr w:type="gramStart"/>
             <w:r>
               <w:rPr>
                 <w:b/>
                 <w:bCs/>
-                <w:color w:val="1F3864"/>
-                <w:sz w:val="20"/>
-                <w:szCs w:val="20"/>
-              </w:rPr>
-              <w:t xml:space="preserve"/>
+                <w:color w:val="606060"/>
+                <w:sz w:val="15"/>
+                <w:szCs w:val="15"/>
+              </w:rPr>
+              <w:t xml:space="preserve">( </w:t>
             </w:r>
             <w:r>
               <w:rPr>
                 <w:rFonts w:hint="eastAsia"/>
                 <w:b/>
                 <w:bCs/>
-                <w:color w:val="1F3864"/>
-                <w:sz w:val="20"/>
-                <w:szCs w:val="20"/>
-              </w:rPr>
-              <w:t/>
+                <w:color w:val="606060"/>
+                <w:sz w:val="15"/>
+                <w:szCs w:val="15"/>
+              </w:rPr>
+              <w:t>35</w:t>
             </w:r>
             <w:proofErr w:type="gramEnd"/>
             <w:r>
               <w:rPr>
                 <w:b/>
                 <w:bCs/>
-                <w:color w:val="1F3864"/>
-                <w:sz w:val="20"/>
-                <w:szCs w:val="20"/>
-              </w:rPr>
-              <w:t xml:space="preserve"/>
-            </w:r>
-            <w:r>
-              <w:rPr>
-                <w:b/>
-                <w:bCs/>
-                <w:color w:val="1F3864"/>
-                <w:sz w:val="20"/>
-                <w:szCs w:val="20"/>
-              </w:rPr>
-              <w:t/>
-            </w:r>
+                <w:color w:val="606060"/>
+                <w:sz w:val="15"/>
+                <w:szCs w:val="15"/>
+              </w:rPr>
+              <w:t xml:space="preserve"> ) %</w:t>
+            </w:r>
+          </w:p>
+          <w:p>
+            <w:pPr>
+              <w:spacing w:line="252" w:lineRule="auto"/>
+              <w:jc w:val="center"/>
+            </w:pPr>
           </w:p>
         </w:tc>
       </w:tr>
@@ -3555,7 +3502,7 @@
                 <w:sz w:val="16"/>
                 <w:szCs w:val="16"/>
               </w:rPr>
-              <w:t>M(2)</w:t>
+              <w:t>M(</w:t>
             </w:r>
             <w:proofErr w:type="gramEnd"/>
             <w:r>
@@ -3564,15 +3511,7 @@
                 <w:sz w:val="16"/>
                 <w:szCs w:val="16"/>
               </w:rPr>
-              <w:t/>
-            </w:r>
-            <w:r>
-              <w:rPr>
-                <w:color w:val="1F3864"/>
-                <w:sz w:val="16"/>
-                <w:szCs w:val="16"/>
-              </w:rPr>
-              <w:t/>
+              <w:t>2)</w:t>
             </w:r>
           </w:p>
         </w:tc>
@@ -3601,13 +3540,7 @@
               <w:rPr>
                 <w:rFonts w:hint="eastAsia"/>
               </w:rPr>
-              <w:t xml:space="preserve">AI RPG 프로토타입의 지도 연동</w:t>
-            </w:r>
-            <w:r>
-              <w:rPr>
-                <w:rFonts w:hint="eastAsia"/>
-              </w:rPr>
-              <w:t/>
+              <w:t>AI RPG 프로토타입의 지도 연동</w:t>
             </w:r>
           </w:p>
         </w:tc>
@@ -3631,9 +3564,6 @@
           <w:p>
             <w:pPr>
               <w:spacing w:line="252" w:lineRule="auto"/>
-              <w:rPr>
-                <w:rFonts w:hint="eastAsia"/>
-              </w:rPr>
             </w:pPr>
             <w:r>
               <w:rPr>
@@ -3670,20 +3600,7 @@
                 <w:sz w:val="15"/>
                 <w:szCs w:val="15"/>
               </w:rPr>
-              <w:t xml:space="preserve">☐완료 ☑진행 ☐보류</w:t>
-            </w:r>
-            <w:r>
-              <w:rPr>
-                <w:rFonts w:ascii="Segoe UI Symbol" w:hAnsi="Segoe UI Symbol" w:cs="Segoe UI Symbol"/>
-              </w:rPr>
-              <w:t/>
-            </w:r>
-            <w:r>
-              <w:rPr>
-                <w:sz w:val="15"/>
-                <w:szCs w:val="15"/>
-              </w:rPr>
-              <w:t/>
+              <w:t>☐완료 ☑진행 ☐보류</w:t>
             </w:r>
           </w:p>
         </w:tc>
@@ -3749,7 +3666,7 @@
                 <w:sz w:val="16"/>
                 <w:szCs w:val="16"/>
               </w:rPr>
-              <w:t xml:space="preserve">M(2)</w:t>
+              <w:t>M(</w:t>
             </w:r>
             <w:proofErr w:type="gramEnd"/>
             <w:r>
@@ -3758,7 +3675,7 @@
                 <w:sz w:val="16"/>
                 <w:szCs w:val="16"/>
               </w:rPr>
-              <w:t xml:space="preserve"/>
+              <w:t>2)</w:t>
             </w:r>
           </w:p>
         </w:tc>
@@ -3782,18 +3699,9 @@
           <w:p>
             <w:pPr>
               <w:spacing w:line="252" w:lineRule="auto"/>
-              <w:rPr>
-                <w:rFonts w:hint="eastAsia"/>
-              </w:rPr>
             </w:pPr>
             <w:r>
               <w:t>AI RPG 선택지·아이템 기능 분석</w:t>
-            </w:r>
-            <w:r>
-              <w:rPr>
-                <w:rFonts w:hint="eastAsia"/>
-              </w:rPr>
-              <w:t/>
             </w:r>
           </w:p>
         </w:tc>
@@ -3916,7 +3824,7 @@
                 <w:sz w:val="16"/>
                 <w:szCs w:val="16"/>
               </w:rPr>
-              <w:t xml:space="preserve">M(1)</w:t>
+              <w:t>M(</w:t>
             </w:r>
             <w:proofErr w:type="gramEnd"/>
             <w:r>
@@ -3925,7 +3833,7 @@
                 <w:sz w:val="16"/>
                 <w:szCs w:val="16"/>
               </w:rPr>
-              <w:t xml:space="preserve"/>
+              <w:t>1)</w:t>
             </w:r>
           </w:p>
         </w:tc>
@@ -4280,30 +4188,51 @@
               <w:rPr>
                 <w:rFonts w:ascii="Segoe UI Symbol" w:hAnsi="Segoe UI Symbol" w:cs="Segoe UI Symbol"/>
               </w:rPr>
-              <w:t>☑없음 ☐있음(    주)</w:t>
-            </w:r>
-            <w:r>
-              <w:rPr>
-                <w:sz w:val="15"/>
-                <w:szCs w:val="15"/>
-              </w:rPr>
-              <w:t/>
+              <w:t>☑</w:t>
+            </w:r>
+            <w:r>
+              <w:rPr>
+                <w:rFonts w:ascii="Segoe UI Symbol" w:hAnsi="Segoe UI Symbol" w:cs="Segoe UI Symbol"/>
+              </w:rPr>
+              <w:t>없음</w:t>
+            </w:r>
+            <w:r>
+              <w:rPr>
+                <w:rFonts w:ascii="Segoe UI Symbol" w:hAnsi="Segoe UI Symbol" w:cs="Segoe UI Symbol"/>
+              </w:rPr>
+              <w:t xml:space="preserve"> ☐</w:t>
             </w:r>
             <w:proofErr w:type="gramStart"/>
             <w:r>
               <w:rPr>
-                <w:sz w:val="15"/>
-                <w:szCs w:val="15"/>
-              </w:rPr>
-              <w:t xml:space="preserve"/>
+                <w:rFonts w:ascii="Segoe UI Symbol" w:hAnsi="Segoe UI Symbol" w:cs="Segoe UI Symbol"/>
+              </w:rPr>
+              <w:t>있음</w:t>
+            </w:r>
+            <w:r>
+              <w:rPr>
+                <w:rFonts w:ascii="Segoe UI Symbol" w:hAnsi="Segoe UI Symbol" w:cs="Segoe UI Symbol"/>
+              </w:rPr>
+              <w:t xml:space="preserve">(  </w:t>
             </w:r>
             <w:proofErr w:type="gramEnd"/>
             <w:r>
               <w:rPr>
-                <w:sz w:val="15"/>
-                <w:szCs w:val="15"/>
-              </w:rPr>
-              <w:t xml:space="preserve"/>
+                <w:rFonts w:ascii="Segoe UI Symbol" w:hAnsi="Segoe UI Symbol" w:cs="Segoe UI Symbol"/>
+              </w:rPr>
+              <w:t xml:space="preserve">  </w:t>
+            </w:r>
+            <w:r>
+              <w:rPr>
+                <w:rFonts w:ascii="Segoe UI Symbol" w:hAnsi="Segoe UI Symbol" w:cs="Segoe UI Symbol"/>
+              </w:rPr>
+              <w:t>주</w:t>
+            </w:r>
+            <w:r>
+              <w:rPr>
+                <w:rFonts w:ascii="Segoe UI Symbol" w:hAnsi="Segoe UI Symbol" w:cs="Segoe UI Symbol"/>
+              </w:rPr>
+              <w:t>)</w:t>
             </w:r>
           </w:p>
         </w:tc>
@@ -4392,7 +4321,7 @@
                 <w:sz w:val="15"/>
                 <w:szCs w:val="15"/>
               </w:rPr>
-              <w:t>☑없음 ☐있음(    주)</w:t>
+              <w:t>☑없음 ☐</w:t>
             </w:r>
             <w:proofErr w:type="gramStart"/>
             <w:r>
@@ -4400,7 +4329,7 @@
                 <w:sz w:val="15"/>
                 <w:szCs w:val="15"/>
               </w:rPr>
-              <w:t xml:space="preserve"/>
+              <w:t xml:space="preserve">있음(  </w:t>
             </w:r>
             <w:proofErr w:type="gramEnd"/>
             <w:r>
@@ -4408,7 +4337,7 @@
                 <w:sz w:val="15"/>
                 <w:szCs w:val="15"/>
               </w:rPr>
-              <w:t xml:space="preserve"/>
+              <w:t xml:space="preserve">  주)</w:t>
             </w:r>
           </w:p>
         </w:tc>
@@ -4718,25 +4647,16 @@
                 <w:sz w:val="16"/>
                 <w:szCs w:val="16"/>
               </w:rPr>
-              <w:t>M(2)</w:t>
+              <w:t>M(</w:t>
             </w:r>
             <w:proofErr w:type="gramEnd"/>
             <w:r>
               <w:rPr>
-                <w:rFonts w:hint="eastAsia"/>
                 <w:color w:val="1F3864"/>
                 <w:sz w:val="16"/>
                 <w:szCs w:val="16"/>
               </w:rPr>
-              <w:t/>
-            </w:r>
-            <w:r>
-              <w:rPr>
-                <w:color w:val="1F3864"/>
-                <w:sz w:val="16"/>
-                <w:szCs w:val="16"/>
-              </w:rPr>
-              <w:t/>
+              <w:t>2)</w:t>
             </w:r>
           </w:p>
         </w:tc>
@@ -4760,9 +4680,6 @@
           <w:p>
             <w:pPr>
               <w:spacing w:line="252" w:lineRule="auto"/>
-              <w:rPr>
-                <w:rFonts w:hint="eastAsia"/>
-              </w:rPr>
             </w:pPr>
             <w:r>
               <w:rPr>
@@ -4894,7 +4811,7 @@
                 <w:sz w:val="16"/>
                 <w:szCs w:val="16"/>
               </w:rPr>
-              <w:t xml:space="preserve">M(2)</w:t>
+              <w:t>M(</w:t>
             </w:r>
             <w:proofErr w:type="gramEnd"/>
             <w:r>
@@ -4903,7 +4820,7 @@
                 <w:sz w:val="16"/>
                 <w:szCs w:val="16"/>
               </w:rPr>
-              <w:t xml:space="preserve"/>
+              <w:t>2)</w:t>
             </w:r>
           </w:p>
         </w:tc>
@@ -5052,7 +4969,7 @@
                 <w:sz w:val="16"/>
                 <w:szCs w:val="16"/>
               </w:rPr>
-              <w:t xml:space="preserve">M(3)</w:t>
+              <w:t>M(</w:t>
             </w:r>
             <w:proofErr w:type="gramEnd"/>
             <w:r>
@@ -5061,7 +4978,7 @@
                 <w:sz w:val="16"/>
                 <w:szCs w:val="16"/>
               </w:rPr>
-              <w:t xml:space="preserve"/>
+              <w:t>3)</w:t>
             </w:r>
           </w:p>
         </w:tc>
